--- a/assignment_19_jenkins_install_httpd_job.docx
+++ b/assignment_19_jenkins_install_httpd_job.docx
@@ -49,6 +49,7 @@
       </w:pPr>
       <w:r>
         <w:rPr>
+          <w:noProof/>
           <w:lang w:val="en-US"/>
         </w:rPr>
         <w:drawing>
@@ -113,6 +114,7 @@
         <w:rPr>
           <w:b/>
           <w:bCs/>
+          <w:noProof/>
           <w:lang w:val="en-US"/>
         </w:rPr>
         <w:drawing>
@@ -181,6 +183,7 @@
         <w:rPr>
           <w:b/>
           <w:bCs/>
+          <w:noProof/>
           <w:lang w:val="en-US"/>
         </w:rPr>
         <w:lastRenderedPageBreak/>
@@ -569,6 +572,7 @@
       </w:pPr>
       <w:r>
         <w:rPr>
+          <w:noProof/>
           <w:lang w:val="en-US"/>
         </w:rPr>
         <w:drawing>
@@ -616,13 +620,14 @@
       </w:pPr>
       <w:r>
         <w:rPr>
+          <w:noProof/>
           <w:lang w:val="en-US"/>
         </w:rPr>
         <w:lastRenderedPageBreak/>
         <w:drawing>
-          <wp:inline distT="0" distB="0" distL="0" distR="0" wp14:anchorId="464E0FC2" wp14:editId="5B3199AB">
-            <wp:extent cx="5731510" cy="3041015"/>
-            <wp:effectExtent l="0" t="0" r="2540" b="6985"/>
+          <wp:inline distT="0" distB="0" distL="0" distR="0" wp14:anchorId="464E0FC2" wp14:editId="08C2AFE8">
+            <wp:extent cx="5197475" cy="1736090"/>
+            <wp:effectExtent l="0" t="0" r="3175" b="0"/>
             <wp:docPr id="1556029326" name="Picture 1"/>
             <wp:cNvGraphicFramePr>
               <a:graphicFrameLocks xmlns:a="http://schemas.openxmlformats.org/drawingml/2006/main" noChangeAspect="1"/>
@@ -643,7 +648,7 @@
                   <pic:spPr>
                     <a:xfrm>
                       <a:off x="0" y="0"/>
-                      <a:ext cx="5731510" cy="3041015"/>
+                      <a:ext cx="5213947" cy="1741592"/>
                     </a:xfrm>
                     <a:prstGeom prst="rect">
                       <a:avLst/>
@@ -664,12 +669,13 @@
       </w:pPr>
       <w:r>
         <w:rPr>
+          <w:noProof/>
           <w:lang w:val="en-US"/>
         </w:rPr>
         <w:drawing>
-          <wp:inline distT="0" distB="0" distL="0" distR="0" wp14:anchorId="1031F7AE" wp14:editId="6DED0BD8">
-            <wp:extent cx="5731510" cy="3061970"/>
-            <wp:effectExtent l="0" t="0" r="2540" b="5080"/>
+          <wp:inline distT="0" distB="0" distL="0" distR="0" wp14:anchorId="1031F7AE" wp14:editId="14D24FB8">
+            <wp:extent cx="5293895" cy="1773555"/>
+            <wp:effectExtent l="0" t="0" r="2540" b="0"/>
             <wp:docPr id="1315417985" name="Picture 1"/>
             <wp:cNvGraphicFramePr>
               <a:graphicFrameLocks xmlns:a="http://schemas.openxmlformats.org/drawingml/2006/main" noChangeAspect="1"/>
@@ -690,7 +696,7 @@
                   <pic:spPr>
                     <a:xfrm>
                       <a:off x="0" y="0"/>
-                      <a:ext cx="5731510" cy="3061970"/>
+                      <a:ext cx="5312446" cy="1779770"/>
                     </a:xfrm>
                     <a:prstGeom prst="rect">
                       <a:avLst/>
@@ -724,13 +730,13 @@
       </w:pPr>
       <w:r>
         <w:rPr>
-          <w:lang w:val="en-US"/>
-        </w:rPr>
-        <w:lastRenderedPageBreak/>
+          <w:noProof/>
+          <w:lang w:val="en-US"/>
+        </w:rPr>
         <w:drawing>
-          <wp:inline distT="0" distB="0" distL="0" distR="0" wp14:anchorId="04FDEBED" wp14:editId="35070BB8">
-            <wp:extent cx="5731510" cy="3065780"/>
-            <wp:effectExtent l="0" t="0" r="2540" b="1270"/>
+          <wp:inline distT="0" distB="0" distL="0" distR="0" wp14:anchorId="04FDEBED" wp14:editId="7D7027A0">
+            <wp:extent cx="5197642" cy="1801495"/>
+            <wp:effectExtent l="0" t="0" r="3175" b="8255"/>
             <wp:docPr id="256768970" name="Picture 1"/>
             <wp:cNvGraphicFramePr>
               <a:graphicFrameLocks xmlns:a="http://schemas.openxmlformats.org/drawingml/2006/main" noChangeAspect="1"/>
@@ -751,7 +757,7 @@
                   <pic:spPr>
                     <a:xfrm>
                       <a:off x="0" y="0"/>
-                      <a:ext cx="5731510" cy="3065780"/>
+                      <a:ext cx="5214741" cy="1807421"/>
                     </a:xfrm>
                     <a:prstGeom prst="rect">
                       <a:avLst/>
@@ -772,13 +778,13 @@
       </w:pPr>
       <w:r>
         <w:rPr>
-          <w:lang w:val="en-US"/>
-        </w:rPr>
-        <w:lastRenderedPageBreak/>
+          <w:noProof/>
+          <w:lang w:val="en-US"/>
+        </w:rPr>
         <w:drawing>
-          <wp:inline distT="0" distB="0" distL="0" distR="0" wp14:anchorId="6229544E" wp14:editId="2EDD0CA4">
-            <wp:extent cx="5731510" cy="3317240"/>
-            <wp:effectExtent l="0" t="0" r="2540" b="0"/>
+          <wp:inline distT="0" distB="0" distL="0" distR="0" wp14:anchorId="6229544E" wp14:editId="1258CD95">
+            <wp:extent cx="5101389" cy="1782445"/>
+            <wp:effectExtent l="0" t="0" r="4445" b="8255"/>
             <wp:docPr id="1698422233" name="Picture 1"/>
             <wp:cNvGraphicFramePr>
               <a:graphicFrameLocks xmlns:a="http://schemas.openxmlformats.org/drawingml/2006/main" noChangeAspect="1"/>
@@ -799,7 +805,7 @@
                   <pic:spPr>
                     <a:xfrm>
                       <a:off x="0" y="0"/>
-                      <a:ext cx="5731510" cy="3317240"/>
+                      <a:ext cx="5117053" cy="1787918"/>
                     </a:xfrm>
                     <a:prstGeom prst="rect">
                       <a:avLst/>
@@ -811,14 +817,23 @@
           </wp:inline>
         </w:drawing>
       </w:r>
-      <w:r>
-        <w:rPr>
-          <w:lang w:val="en-US"/>
-        </w:rPr>
+    </w:p>
+    <w:p>
+      <w:pPr>
+        <w:rPr>
+          <w:lang w:val="en-US"/>
+        </w:rPr>
+      </w:pPr>
+      <w:r>
+        <w:rPr>
+          <w:noProof/>
+          <w:lang w:val="en-US"/>
+        </w:rPr>
+        <w:lastRenderedPageBreak/>
         <w:drawing>
-          <wp:inline distT="0" distB="0" distL="0" distR="0" wp14:anchorId="60D8FAB6" wp14:editId="1846640F">
-            <wp:extent cx="5731510" cy="3044825"/>
-            <wp:effectExtent l="0" t="0" r="2540" b="3175"/>
+          <wp:inline distT="0" distB="0" distL="0" distR="0" wp14:anchorId="60D8FAB6" wp14:editId="6CCD6B29">
+            <wp:extent cx="5678805" cy="1661733"/>
+            <wp:effectExtent l="0" t="0" r="0" b="0"/>
             <wp:docPr id="884557126" name="Picture 1"/>
             <wp:cNvGraphicFramePr>
               <a:graphicFrameLocks xmlns:a="http://schemas.openxmlformats.org/drawingml/2006/main" noChangeAspect="1"/>
@@ -839,7 +854,7 @@
                   <pic:spPr>
                     <a:xfrm>
                       <a:off x="0" y="0"/>
-                      <a:ext cx="5731510" cy="3044825"/>
+                      <a:ext cx="5724932" cy="1675231"/>
                     </a:xfrm>
                     <a:prstGeom prst="rect">
                       <a:avLst/>
@@ -860,13 +875,13 @@
       </w:pPr>
       <w:r>
         <w:rPr>
-          <w:lang w:val="en-US"/>
-        </w:rPr>
-        <w:lastRenderedPageBreak/>
+          <w:noProof/>
+          <w:lang w:val="en-US"/>
+        </w:rPr>
         <w:drawing>
-          <wp:inline distT="0" distB="0" distL="0" distR="0" wp14:anchorId="00D3C716" wp14:editId="67FD5CBD">
-            <wp:extent cx="5731510" cy="3074670"/>
-            <wp:effectExtent l="0" t="0" r="2540" b="0"/>
+          <wp:inline distT="0" distB="0" distL="0" distR="0" wp14:anchorId="00D3C716" wp14:editId="174BB2BE">
+            <wp:extent cx="5678905" cy="1600200"/>
+            <wp:effectExtent l="0" t="0" r="0" b="0"/>
             <wp:docPr id="194651652" name="Picture 1"/>
             <wp:cNvGraphicFramePr>
               <a:graphicFrameLocks xmlns:a="http://schemas.openxmlformats.org/drawingml/2006/main" noChangeAspect="1"/>
@@ -887,7 +902,7 @@
                   <pic:spPr>
                     <a:xfrm>
                       <a:off x="0" y="0"/>
-                      <a:ext cx="5731510" cy="3074670"/>
+                      <a:ext cx="5699244" cy="1605931"/>
                     </a:xfrm>
                     <a:prstGeom prst="rect">
                       <a:avLst/>
@@ -908,12 +923,13 @@
       </w:pPr>
       <w:r>
         <w:rPr>
+          <w:noProof/>
           <w:lang w:val="en-US"/>
         </w:rPr>
         <w:drawing>
-          <wp:inline distT="0" distB="0" distL="0" distR="0" wp14:anchorId="777DBADA" wp14:editId="7A8A3455">
-            <wp:extent cx="5731510" cy="3078480"/>
-            <wp:effectExtent l="0" t="0" r="2540" b="7620"/>
+          <wp:inline distT="0" distB="0" distL="0" distR="0" wp14:anchorId="777DBADA" wp14:editId="720A77AD">
+            <wp:extent cx="5341620" cy="1876926"/>
+            <wp:effectExtent l="0" t="0" r="0" b="9525"/>
             <wp:docPr id="1999384689" name="Picture 1"/>
             <wp:cNvGraphicFramePr>
               <a:graphicFrameLocks xmlns:a="http://schemas.openxmlformats.org/drawingml/2006/main" noChangeAspect="1"/>
@@ -934,7 +950,7 @@
                   <pic:spPr>
                     <a:xfrm>
                       <a:off x="0" y="0"/>
-                      <a:ext cx="5731510" cy="3078480"/>
+                      <a:ext cx="5358979" cy="1883026"/>
                     </a:xfrm>
                     <a:prstGeom prst="rect">
                       <a:avLst/>
@@ -955,13 +971,13 @@
       </w:pPr>
       <w:r>
         <w:rPr>
-          <w:lang w:val="en-US"/>
-        </w:rPr>
-        <w:lastRenderedPageBreak/>
+          <w:noProof/>
+          <w:lang w:val="en-US"/>
+        </w:rPr>
         <w:drawing>
-          <wp:inline distT="0" distB="0" distL="0" distR="0" wp14:anchorId="4A85AE08" wp14:editId="2E86E236">
-            <wp:extent cx="5731510" cy="3072765"/>
-            <wp:effectExtent l="0" t="0" r="2540" b="0"/>
+          <wp:inline distT="0" distB="0" distL="0" distR="0" wp14:anchorId="4A85AE08" wp14:editId="53C8F7DB">
+            <wp:extent cx="5341620" cy="2296160"/>
+            <wp:effectExtent l="0" t="0" r="0" b="8890"/>
             <wp:docPr id="582860114" name="Picture 1"/>
             <wp:cNvGraphicFramePr>
               <a:graphicFrameLocks xmlns:a="http://schemas.openxmlformats.org/drawingml/2006/main" noChangeAspect="1"/>
@@ -982,7 +998,7 @@
                   <pic:spPr>
                     <a:xfrm>
                       <a:off x="0" y="0"/>
-                      <a:ext cx="5731510" cy="3072765"/>
+                      <a:ext cx="5349318" cy="2299469"/>
                     </a:xfrm>
                     <a:prstGeom prst="rect">
                       <a:avLst/>
@@ -1003,12 +1019,14 @@
       </w:pPr>
       <w:r>
         <w:rPr>
-          <w:lang w:val="en-US"/>
-        </w:rPr>
+          <w:noProof/>
+          <w:lang w:val="en-US"/>
+        </w:rPr>
+        <w:lastRenderedPageBreak/>
         <w:drawing>
-          <wp:inline distT="0" distB="0" distL="0" distR="0" wp14:anchorId="0C35E0D8" wp14:editId="177DAF87">
-            <wp:extent cx="5731510" cy="3074670"/>
-            <wp:effectExtent l="0" t="0" r="2540" b="0"/>
+          <wp:inline distT="0" distB="0" distL="0" distR="0" wp14:anchorId="0C35E0D8" wp14:editId="45D4EF77">
+            <wp:extent cx="5731510" cy="1876926"/>
+            <wp:effectExtent l="0" t="0" r="2540" b="9525"/>
             <wp:docPr id="1255457297" name="Picture 1"/>
             <wp:cNvGraphicFramePr>
               <a:graphicFrameLocks xmlns:a="http://schemas.openxmlformats.org/drawingml/2006/main" noChangeAspect="1"/>
@@ -1029,7 +1047,7 @@
                   <pic:spPr>
                     <a:xfrm>
                       <a:off x="0" y="0"/>
-                      <a:ext cx="5731510" cy="3074670"/>
+                      <a:ext cx="5736583" cy="1878587"/>
                     </a:xfrm>
                     <a:prstGeom prst="rect">
                       <a:avLst/>
@@ -1065,345 +1083,73 @@
         <w:rPr>
           <w:lang w:val="en-US"/>
         </w:rPr>
-        <w:t>#!/bin/bash</w:t>
-      </w:r>
-    </w:p>
-    <w:p>
-      <w:pPr>
-        <w:rPr>
-          <w:lang w:val="en-US"/>
-        </w:rPr>
-      </w:pPr>
-    </w:p>
-    <w:p>
-      <w:pPr>
-        <w:rPr>
-          <w:lang w:val="en-US"/>
-        </w:rPr>
-      </w:pPr>
-      <w:r>
-        <w:rPr>
-          <w:lang w:val="en-US"/>
-        </w:rPr>
-        <w:t># Update packages</w:t>
-      </w:r>
-    </w:p>
-    <w:p>
-      <w:pPr>
-        <w:rPr>
-          <w:lang w:val="en-US"/>
-        </w:rPr>
-      </w:pPr>
-      <w:r>
-        <w:rPr>
-          <w:lang w:val="en-US"/>
-        </w:rPr>
-        <w:t>sudo yum update -y</w:t>
-      </w:r>
-    </w:p>
-    <w:p>
-      <w:pPr>
-        <w:rPr>
-          <w:lang w:val="en-US"/>
-        </w:rPr>
-      </w:pPr>
-    </w:p>
-    <w:p>
-      <w:pPr>
-        <w:rPr>
-          <w:lang w:val="en-US"/>
-        </w:rPr>
-      </w:pPr>
-      <w:r>
-        <w:rPr>
-          <w:lang w:val="en-US"/>
-        </w:rPr>
-        <w:t># Install Apache HTTP Server</w:t>
-      </w:r>
-    </w:p>
-    <w:p>
-      <w:pPr>
-        <w:rPr>
-          <w:lang w:val="en-US"/>
-        </w:rPr>
-      </w:pPr>
-      <w:r>
-        <w:rPr>
-          <w:lang w:val="en-US"/>
-        </w:rPr>
-        <w:t>sudo yum install -y httpd</w:t>
-      </w:r>
-    </w:p>
-    <w:p>
-      <w:pPr>
-        <w:rPr>
-          <w:lang w:val="en-US"/>
-        </w:rPr>
-      </w:pPr>
-    </w:p>
-    <w:p>
-      <w:pPr>
-        <w:rPr>
-          <w:lang w:val="en-US"/>
-        </w:rPr>
-      </w:pPr>
-      <w:r>
-        <w:rPr>
-          <w:lang w:val="en-US"/>
-        </w:rPr>
-        <w:lastRenderedPageBreak/>
-        <w:t># Enable and start Apache</w:t>
-      </w:r>
-    </w:p>
-    <w:p>
-      <w:pPr>
-        <w:rPr>
-          <w:lang w:val="en-US"/>
-        </w:rPr>
-      </w:pPr>
-      <w:r>
-        <w:rPr>
-          <w:lang w:val="en-US"/>
-        </w:rPr>
-        <w:t>sudo systemctl enable httpd</w:t>
-      </w:r>
-    </w:p>
-    <w:p>
-      <w:pPr>
-        <w:rPr>
-          <w:lang w:val="en-US"/>
-        </w:rPr>
-      </w:pPr>
-      <w:r>
-        <w:rPr>
-          <w:lang w:val="en-US"/>
-        </w:rPr>
-        <w:t>sudo systemctl start httpd</w:t>
-      </w:r>
-    </w:p>
-    <w:p>
-      <w:pPr>
-        <w:rPr>
-          <w:lang w:val="en-US"/>
-        </w:rPr>
-      </w:pPr>
-    </w:p>
-    <w:p>
-      <w:pPr>
-        <w:rPr>
-          <w:lang w:val="en-US"/>
-        </w:rPr>
-      </w:pPr>
-      <w:r>
-        <w:rPr>
-          <w:lang w:val="en-US"/>
-        </w:rPr>
-        <w:t># Create index.html</w:t>
-      </w:r>
-    </w:p>
-    <w:p>
-      <w:pPr>
-        <w:rPr>
-          <w:lang w:val="en-US"/>
-        </w:rPr>
-      </w:pPr>
-      <w:r>
-        <w:rPr>
-          <w:lang w:val="en-US"/>
-        </w:rPr>
-        <w:t>echo "&lt;html&gt;</w:t>
-      </w:r>
-    </w:p>
-    <w:p>
-      <w:pPr>
-        <w:rPr>
-          <w:lang w:val="en-US"/>
-        </w:rPr>
-      </w:pPr>
-      <w:r>
-        <w:rPr>
-          <w:lang w:val="en-US"/>
-        </w:rPr>
-        <w:t>&lt;head&gt;&lt;title&gt;Jenkins Deployment&lt;/title&gt;&lt;/head&gt;</w:t>
-      </w:r>
-    </w:p>
-    <w:p>
-      <w:pPr>
-        <w:rPr>
-          <w:lang w:val="en-US"/>
-        </w:rPr>
-      </w:pPr>
-      <w:r>
-        <w:rPr>
-          <w:lang w:val="en-US"/>
-        </w:rPr>
-        <w:t>&lt;body&gt;</w:t>
-      </w:r>
-    </w:p>
-    <w:p>
-      <w:pPr>
-        <w:rPr>
-          <w:lang w:val="en-US"/>
-        </w:rPr>
-      </w:pPr>
-      <w:r>
-        <w:rPr>
-          <w:lang w:val="en-US"/>
-        </w:rPr>
-        <w:t>&lt;h1&gt;Deployment Successful!&lt;/h1&gt;</w:t>
-      </w:r>
-    </w:p>
-    <w:p>
-      <w:pPr>
-        <w:rPr>
-          <w:lang w:val="en-US"/>
-        </w:rPr>
-      </w:pPr>
-      <w:r>
-        <w:rPr>
-          <w:lang w:val="en-US"/>
-        </w:rPr>
-        <w:t>&lt;h2&gt;Deployed using Jenkins&lt;/h2&gt;</w:t>
-      </w:r>
-    </w:p>
-    <w:p>
-      <w:pPr>
-        <w:rPr>
-          <w:lang w:val="en-US"/>
-        </w:rPr>
-      </w:pPr>
-      <w:r>
-        <w:rPr>
-          <w:lang w:val="en-US"/>
-        </w:rPr>
-        <w:t>&lt;/body&gt;</w:t>
-      </w:r>
-    </w:p>
-    <w:p>
-      <w:pPr>
-        <w:rPr>
-          <w:lang w:val="en-US"/>
-        </w:rPr>
-      </w:pPr>
-      <w:r>
-        <w:rPr>
-          <w:lang w:val="en-US"/>
-        </w:rPr>
-        <w:t>&lt;/html&gt;" | sudo tee /var/www/html/index.html</w:t>
-      </w:r>
-    </w:p>
-    <w:p>
-      <w:pPr>
-        <w:rPr>
-          <w:lang w:val="en-US"/>
-        </w:rPr>
-      </w:pPr>
-    </w:p>
-    <w:p>
-      <w:pPr>
-        <w:rPr>
-          <w:lang w:val="en-US"/>
-        </w:rPr>
-      </w:pPr>
-      <w:r>
-        <w:rPr>
-          <w:lang w:val="en-US"/>
-        </w:rPr>
-        <w:t># Restart Apache</w:t>
-      </w:r>
-    </w:p>
-    <w:p>
-      <w:pPr>
-        <w:rPr>
-          <w:lang w:val="en-US"/>
-        </w:rPr>
-      </w:pPr>
-      <w:r>
-        <w:rPr>
-          <w:lang w:val="en-US"/>
-        </w:rPr>
-        <w:t>sudo systemctl restart httpd</w:t>
-      </w:r>
-    </w:p>
-    <w:p>
-      <w:pPr>
-        <w:rPr>
-          <w:lang w:val="en-US"/>
-        </w:rPr>
-      </w:pPr>
-    </w:p>
-    <w:p>
-      <w:pPr>
-        <w:rPr>
-          <w:lang w:val="en-US"/>
-        </w:rPr>
-      </w:pPr>
-      <w:r>
-        <w:rPr>
-          <w:lang w:val="en-US"/>
-        </w:rPr>
-        <w:t># Verify service status</w:t>
-      </w:r>
-    </w:p>
-    <w:p>
-      <w:pPr>
-        <w:rPr>
-          <w:lang w:val="en-US"/>
-        </w:rPr>
-      </w:pPr>
-      <w:r>
-        <w:rPr>
-          <w:lang w:val="en-US"/>
-        </w:rPr>
-        <w:t>sudo systemctl status httpd --no-pager</w:t>
-      </w:r>
-    </w:p>
-    <w:p>
-      <w:pPr>
-        <w:rPr>
-          <w:lang w:val="en-US"/>
-        </w:rPr>
-      </w:pPr>
-    </w:p>
-    <w:p>
-      <w:pPr>
-        <w:rPr>
-          <w:lang w:val="en-US"/>
-        </w:rPr>
-      </w:pPr>
-      <w:r>
-        <w:rPr>
-          <w:lang w:val="en-US"/>
-        </w:rPr>
-        <w:t>echo "Deployment Completed Successfully"</w:t>
-      </w:r>
-    </w:p>
-    <w:p>
-      <w:pPr>
-        <w:rPr>
-          <w:lang w:val="en-US"/>
-        </w:rPr>
-      </w:pPr>
-    </w:p>
-    <w:p>
-      <w:pPr>
-        <w:rPr>
-          <w:lang w:val="en-US"/>
-        </w:rPr>
-      </w:pPr>
-      <w:r>
-        <w:rPr>
-          <w:lang w:val="en-US"/>
-        </w:rPr>
-        <w:t>sudo chmod 644 /var/www/html/index.html</w:t>
-      </w:r>
-    </w:p>
-    <w:p>
-      <w:pPr>
-        <w:rPr>
-          <w:lang w:val="en-US"/>
-        </w:rPr>
-      </w:pPr>
+        <w:t>yum install httpd -y</w:t>
+      </w:r>
+    </w:p>
+    <w:p>
+      <w:pPr>
+        <w:rPr>
+          <w:lang w:val="en-US"/>
+        </w:rPr>
+      </w:pPr>
+      <w:r>
+        <w:rPr>
+          <w:lang w:val="en-US"/>
+        </w:rPr>
+        <w:t>systemctl start httpd</w:t>
+      </w:r>
+    </w:p>
+    <w:p>
+      <w:pPr>
+        <w:rPr>
+          <w:lang w:val="en-US"/>
+        </w:rPr>
+      </w:pPr>
+      <w:r>
+        <w:rPr>
+          <w:lang w:val="en-US"/>
+        </w:rPr>
+        <w:t>echo "Hellllo Shweta........." &gt; /var/www/html/index.html</w:t>
+      </w:r>
+    </w:p>
+    <w:p>
+      <w:pPr>
+        <w:rPr>
+          <w:lang w:val="en-US"/>
+        </w:rPr>
+      </w:pPr>
+      <w:r>
+        <w:rPr>
+          <w:lang w:val="en-US"/>
+        </w:rPr>
+        <w:t>chmod -R 755 /var/www/html/index.html</w:t>
+      </w:r>
+    </w:p>
+    <w:p>
+      <w:pPr>
+        <w:rPr>
+          <w:lang w:val="en-US"/>
+        </w:rPr>
+      </w:pPr>
+      <w:r>
+        <w:rPr>
+          <w:lang w:val="en-US"/>
+        </w:rPr>
+        <w:t>systemctl restart httpd</w:t>
+      </w:r>
+    </w:p>
+    <w:p>
+      <w:pPr>
+        <w:rPr>
+          <w:lang w:val="en-US"/>
+        </w:rPr>
+      </w:pPr>
+      <w:r>
+        <w:rPr>
+          <w:lang w:val="en-US"/>
+        </w:rPr>
+        <w:t>chkconfig httpd on</w:t>
+      </w:r>
     </w:p>
     <w:p>
       <w:pPr>
@@ -1433,13 +1179,13 @@
       </w:pPr>
       <w:r>
         <w:rPr>
-          <w:lang w:val="en-US"/>
-        </w:rPr>
-        <w:lastRenderedPageBreak/>
+          <w:noProof/>
+          <w:lang w:val="en-US"/>
+        </w:rPr>
         <w:drawing>
-          <wp:inline distT="0" distB="0" distL="0" distR="0" wp14:anchorId="0C5BCE55" wp14:editId="0CCF4710">
-            <wp:extent cx="5731510" cy="3087370"/>
-            <wp:effectExtent l="0" t="0" r="2540" b="0"/>
+          <wp:inline distT="0" distB="0" distL="0" distR="0" wp14:anchorId="0C5BCE55" wp14:editId="18FF9291">
+            <wp:extent cx="5731510" cy="1973179"/>
+            <wp:effectExtent l="0" t="0" r="2540" b="8255"/>
             <wp:docPr id="1158502738" name="Picture 1"/>
             <wp:cNvGraphicFramePr>
               <a:graphicFrameLocks xmlns:a="http://schemas.openxmlformats.org/drawingml/2006/main" noChangeAspect="1"/>
@@ -1460,7 +1206,7 @@
                   <pic:spPr>
                     <a:xfrm>
                       <a:off x="0" y="0"/>
-                      <a:ext cx="5731510" cy="3087370"/>
+                      <a:ext cx="5737529" cy="1975251"/>
                     </a:xfrm>
                     <a:prstGeom prst="rect">
                       <a:avLst/>
@@ -1481,12 +1227,13 @@
       </w:pPr>
       <w:r>
         <w:rPr>
+          <w:noProof/>
           <w:lang w:val="en-US"/>
         </w:rPr>
         <w:drawing>
-          <wp:inline distT="0" distB="0" distL="0" distR="0" wp14:anchorId="7EBA2104" wp14:editId="05670710">
-            <wp:extent cx="5731510" cy="3057525"/>
-            <wp:effectExtent l="0" t="0" r="2540" b="9525"/>
+          <wp:inline distT="0" distB="0" distL="0" distR="0" wp14:anchorId="7EBA2104" wp14:editId="77FB9E24">
+            <wp:extent cx="5731510" cy="1828800"/>
+            <wp:effectExtent l="0" t="0" r="2540" b="0"/>
             <wp:docPr id="683027246" name="Picture 1"/>
             <wp:cNvGraphicFramePr>
               <a:graphicFrameLocks xmlns:a="http://schemas.openxmlformats.org/drawingml/2006/main" noChangeAspect="1"/>
@@ -1507,7 +1254,7 @@
                   <pic:spPr>
                     <a:xfrm>
                       <a:off x="0" y="0"/>
-                      <a:ext cx="5731510" cy="3057525"/>
+                      <a:ext cx="5735543" cy="1830087"/>
                     </a:xfrm>
                     <a:prstGeom prst="rect">
                       <a:avLst/>
@@ -1541,13 +1288,14 @@
       </w:pPr>
       <w:r>
         <w:rPr>
+          <w:noProof/>
           <w:lang w:val="en-US"/>
         </w:rPr>
         <w:lastRenderedPageBreak/>
         <w:drawing>
-          <wp:inline distT="0" distB="0" distL="0" distR="0" wp14:anchorId="2D6C414B" wp14:editId="300ED181">
-            <wp:extent cx="5731510" cy="3116580"/>
-            <wp:effectExtent l="0" t="0" r="2540" b="7620"/>
+          <wp:inline distT="0" distB="0" distL="0" distR="0" wp14:anchorId="2D6C414B" wp14:editId="16A404A7">
+            <wp:extent cx="5731510" cy="2117558"/>
+            <wp:effectExtent l="0" t="0" r="2540" b="0"/>
             <wp:docPr id="1532683942" name="Picture 1"/>
             <wp:cNvGraphicFramePr>
               <a:graphicFrameLocks xmlns:a="http://schemas.openxmlformats.org/drawingml/2006/main" noChangeAspect="1"/>
@@ -1568,7 +1316,7 @@
                   <pic:spPr>
                     <a:xfrm>
                       <a:off x="0" y="0"/>
-                      <a:ext cx="5731510" cy="3116580"/>
+                      <a:ext cx="5733765" cy="2118391"/>
                     </a:xfrm>
                     <a:prstGeom prst="rect">
                       <a:avLst/>
@@ -1589,12 +1337,13 @@
       </w:pPr>
       <w:r>
         <w:rPr>
+          <w:noProof/>
           <w:lang w:val="en-US"/>
         </w:rPr>
         <w:drawing>
-          <wp:inline distT="0" distB="0" distL="0" distR="0" wp14:anchorId="6C0AFB45" wp14:editId="40EB9DBC">
-            <wp:extent cx="5731510" cy="3070860"/>
-            <wp:effectExtent l="0" t="0" r="2540" b="0"/>
+          <wp:inline distT="0" distB="0" distL="0" distR="0" wp14:anchorId="6C0AFB45" wp14:editId="43C9FDEE">
+            <wp:extent cx="5731510" cy="1636294"/>
+            <wp:effectExtent l="0" t="0" r="2540" b="2540"/>
             <wp:docPr id="1107697218" name="Picture 1"/>
             <wp:cNvGraphicFramePr>
               <a:graphicFrameLocks xmlns:a="http://schemas.openxmlformats.org/drawingml/2006/main" noChangeAspect="1"/>
@@ -1615,7 +1364,7 @@
                   <pic:spPr>
                     <a:xfrm>
                       <a:off x="0" y="0"/>
-                      <a:ext cx="5731510" cy="3070860"/>
+                      <a:ext cx="5736685" cy="1637771"/>
                     </a:xfrm>
                     <a:prstGeom prst="rect">
                       <a:avLst/>
@@ -1649,6 +1398,7 @@
       </w:pPr>
       <w:r>
         <w:rPr>
+          <w:noProof/>
           <w:lang w:val="en-US"/>
         </w:rPr>
         <w:drawing>
@@ -1705,65 +1455,66 @@
         <w:rPr>
           <w:lang w:val="en-US"/>
         </w:rPr>
+        <w:t>Check config.xml file in job</w:t>
+      </w:r>
+    </w:p>
+    <w:p>
+      <w:pPr>
+        <w:rPr>
+          <w:lang w:val="en-US"/>
+        </w:rPr>
+      </w:pPr>
+    </w:p>
+    <w:p>
+      <w:pPr>
+        <w:rPr>
+          <w:lang w:val="en-US"/>
+        </w:rPr>
+      </w:pPr>
+      <w:r>
+        <w:rPr>
+          <w:lang w:val="en-US"/>
+        </w:rPr>
+        <w:t xml:space="preserve">Cat </w:t>
+      </w:r>
+      <w:r>
+        <w:rPr>
+          <w:lang w:val="en-US"/>
+        </w:rPr>
+        <w:t>/root/.jenkins/jobs/my-new-job</w:t>
+      </w:r>
+      <w:r>
+        <w:rPr>
+          <w:lang w:val="en-US"/>
+        </w:rPr>
+        <w:t>/config.xml</w:t>
+      </w:r>
+    </w:p>
+    <w:p>
+      <w:pPr>
+        <w:rPr>
+          <w:lang w:val="en-US"/>
+        </w:rPr>
+      </w:pPr>
+      <w:r>
+        <w:rPr>
+          <w:lang w:val="en-US"/>
+        </w:rPr>
+        <w:t>Check httpd status and index file</w:t>
+      </w:r>
+    </w:p>
+    <w:p>
+      <w:pPr>
+        <w:rPr>
+          <w:lang w:val="en-US"/>
+        </w:rPr>
+      </w:pPr>
+      <w:r>
+        <w:rPr>
+          <w:noProof/>
+          <w:lang w:val="en-US"/>
+        </w:rPr>
         <w:lastRenderedPageBreak/>
-        <w:t>Check config.xml file in job</w:t>
-      </w:r>
-    </w:p>
-    <w:p>
-      <w:pPr>
-        <w:rPr>
-          <w:lang w:val="en-US"/>
-        </w:rPr>
-      </w:pPr>
-    </w:p>
-    <w:p>
-      <w:pPr>
-        <w:rPr>
-          <w:lang w:val="en-US"/>
-        </w:rPr>
-      </w:pPr>
-      <w:r>
-        <w:rPr>
-          <w:lang w:val="en-US"/>
-        </w:rPr>
-        <w:t xml:space="preserve">Cat </w:t>
-      </w:r>
-      <w:r>
-        <w:rPr>
-          <w:lang w:val="en-US"/>
-        </w:rPr>
-        <w:t>/root/.jenkins/jobs/my-new-job</w:t>
-      </w:r>
-      <w:r>
-        <w:rPr>
-          <w:lang w:val="en-US"/>
-        </w:rPr>
-        <w:t>/config.xml</w:t>
-      </w:r>
-    </w:p>
-    <w:p>
-      <w:pPr>
-        <w:rPr>
-          <w:lang w:val="en-US"/>
-        </w:rPr>
-      </w:pPr>
-      <w:r>
-        <w:rPr>
-          <w:lang w:val="en-US"/>
-        </w:rPr>
-        <w:t>Check httpd status and index file</w:t>
-      </w:r>
-    </w:p>
-    <w:p>
-      <w:pPr>
-        <w:rPr>
-          <w:lang w:val="en-US"/>
-        </w:rPr>
-      </w:pPr>
-      <w:r>
-        <w:rPr>
-          <w:lang w:val="en-US"/>
-        </w:rPr>
         <w:drawing>
           <wp:inline distT="0" distB="0" distL="0" distR="0" wp14:anchorId="1A712A12" wp14:editId="703DB08A">
             <wp:extent cx="5731510" cy="2579370"/>
@@ -1812,6 +1563,91 @@
           <w:lang w:val="en-US"/>
         </w:rPr>
         <w:t>Then go to Jenkins and delete project</w:t>
+      </w:r>
+    </w:p>
+    <w:p>
+      <w:pPr>
+        <w:rPr>
+          <w:lang w:val="en-US"/>
+        </w:rPr>
+      </w:pPr>
+    </w:p>
+    <w:p>
+      <w:pPr>
+        <w:rPr>
+          <w:lang w:val="en-US"/>
+        </w:rPr>
+      </w:pPr>
+      <w:r>
+        <w:rPr>
+          <w:lang w:val="en-US"/>
+        </w:rPr>
+        <w:t>Yogita’s procedure:</w:t>
+      </w:r>
+    </w:p>
+    <w:p>
+      <w:r>
+        <w:t xml:space="preserve">Create the Jenkins Job </w:t>
+      </w:r>
+    </w:p>
+    <w:p>
+      <w:r>
+        <w:t>1. New Item: In Jenkins, create a new "Freestyle project" named deploy-simple-website.</w:t>
+      </w:r>
+    </w:p>
+    <w:p>
+      <w:r>
+        <w:t>2. Configure the Job: o General: You can add a description like "This job deploys a simple index.html file." o Build Steps: Add an "Execute shell" step. o Command: Enter the following script. This uses a here document to create the HTML file and copy it to our website directory.</w:t>
+      </w:r>
+    </w:p>
+    <w:p>
+      <w:r>
+        <w:t xml:space="preserve"> echo "Creating the index.html file in the workspace..." </w:t>
+      </w:r>
+    </w:p>
+    <w:p>
+      <w:r>
+        <w:t xml:space="preserve"># Create the HTML file cat &gt; index.html </w:t>
+      </w:r>
+    </w:p>
+    <w:p>
+      <w:r>
+        <w:t xml:space="preserve">&lt;&lt;EOF &lt;!DOCTYPE html&gt; &lt;html lang="en"&gt; &lt;head&gt; &lt;meta charset="UTF-8"&gt; </w:t>
+      </w:r>
+    </w:p>
+    <w:p>
+      <w:r>
+        <w:t>&lt;title&gt;Hosted by Jenkins!&lt;/title&gt;</w:t>
+      </w:r>
+    </w:p>
+    <w:p>
+      <w:r>
+        <w:t xml:space="preserve"> &lt;style&gt; body { font-family: sans-serif; text-align: center; margin-top: 50px; background-color: #f0f8ff; } h1 { color: #005a9c; } &lt;/style&gt;</w:t>
+      </w:r>
+    </w:p>
+    <w:p>
+      <w:r>
+        <w:t xml:space="preserve"> &lt;/head&gt; &lt;body&gt; &lt;h1&gt;Hello, World! This website was deployed by a Jenkins job.</w:t>
+      </w:r>
+    </w:p>
+    <w:p>
+      <w:r>
+        <w:t>&lt;/h1&gt; &lt;p&gt;This is a simple static site running on Tomcat 10.&lt;/p&gt; &lt;/body&gt; &lt;/html&gt; EOF echo "Deploying the file to the Tomcat webapps directory..."</w:t>
+      </w:r>
+    </w:p>
+    <w:p>
+      <w:r>
+        <w:t xml:space="preserve"> cp index.html /mnt/servers/tomcat10/webapps/my-website/ echo "Deployment complete."</w:t>
+      </w:r>
+    </w:p>
+    <w:p>
+      <w:pPr>
+        <w:rPr>
+          <w:lang w:val="en-US"/>
+        </w:rPr>
+      </w:pPr>
+      <w:r>
+        <w:t xml:space="preserve"> 3. Save and Build: Save the job and click "Build Now". 3. See the Website Once the build is successful, open your web browser and navigate to: http://&lt;your-public-ip&gt;:8080/my-website/</w:t>
       </w:r>
     </w:p>
     <w:sectPr>
